--- a/tests/fixtures/docx/handmade-numbering.docx
+++ b/tests/fixtures/docx/handmade-numbering.docx
@@ -92,7 +92,7 @@
         </w:numPr>
       </w:pPr>
       <w:r>
-        <w:t xml:space="preserve">Two-one independent counter</w:t>
+        <w:t xml:space="preserve">Two-one continues the shared abstract</w:t>
       </w:r>
     </w:p>
     <w:p>
